--- a/doc/demo/huong-dan/05_KHO.docx
+++ b/doc/demo/huong-dan/05_KHO.docx
@@ -3845,7 +3845,33 @@
           <w:sz w:val="21"/>
           <w:szCs w:val="21"/>
         </w:rPr>
-        <w:t xml:space="preserve"> (chỉ hàng mới và còn sử dụng được — con số đem hứa với khách) và </w:t>
+        <w:t xml:space="preserve"> (hàng mới và còn sử dụng được </w:t>
+      </w:r>
+      <w:r>
+        <w:rPr>
+          <w:rFonts w:ascii="Calibri" w:cs="Calibri" w:eastAsia="Calibri" w:hAnsi="Calibri"/>
+          <w:b/>
+          <w:bCs/>
+          <w:i w:val="false"/>
+          <w:iCs w:val="false"/>
+          <w:color w:val="1F2933"/>
+          <w:sz w:val="21"/>
+          <w:szCs w:val="21"/>
+        </w:rPr>
+        <w:t xml:space="preserve">đang nằm ở kho</w:t>
+      </w:r>
+      <w:r>
+        <w:rPr>
+          <w:rFonts w:ascii="Calibri" w:cs="Calibri" w:eastAsia="Calibri" w:hAnsi="Calibri"/>
+          <w:b w:val="false"/>
+          <w:bCs w:val="false"/>
+          <w:i w:val="false"/>
+          <w:iCs w:val="false"/>
+          <w:color w:val="1F2933"/>
+          <w:sz w:val="21"/>
+          <w:szCs w:val="21"/>
+        </w:rPr>
+        <w:t xml:space="preserve"> — con số đem hứa với khách; giáo khách đang giữ không tính) và </w:t>
       </w:r>
       <w:r>
         <w:rPr>
@@ -3872,6 +3898,42 @@
           <w:szCs w:val="21"/>
         </w:rPr>
         <w:t xml:space="preserve"> (vẫn trong sổ tài sản nhưng không tính vào lượng cho thuê).</w:t>
+      </w:r>
+    </w:p>
+    <w:p>
+      <w:pPr>
+        <w:pStyle w:val="ListParagraph"/>
+        <w:numPr>
+          <w:ilvl w:val="0"/>
+          <w:numId w:val="2"/>
+        </w:numPr>
+        <w:spacing w:after="70" w:line="276"/>
+      </w:pPr>
+      <w:r>
+        <w:rPr>
+          <w:rFonts w:ascii="Calibri" w:cs="Calibri" w:eastAsia="Calibri" w:hAnsi="Calibri"/>
+          <w:b/>
+          <w:bCs/>
+          <w:i w:val="false"/>
+          <w:iCs w:val="false"/>
+          <w:color w:val="1F2933"/>
+          <w:sz w:val="21"/>
+          <w:szCs w:val="21"/>
+        </w:rPr>
+        <w:t xml:space="preserve">Xem sổ tại ngày</w:t>
+      </w:r>
+      <w:r>
+        <w:rPr>
+          <w:rFonts w:ascii="Calibri" w:cs="Calibri" w:eastAsia="Calibri" w:hAnsi="Calibri"/>
+          <w:b w:val="false"/>
+          <w:bCs w:val="false"/>
+          <w:i w:val="false"/>
+          <w:iCs w:val="false"/>
+          <w:color w:val="1F2933"/>
+          <w:sz w:val="21"/>
+          <w:szCs w:val="21"/>
+        </w:rPr>
+        <w:t xml:space="preserve">: chọn một ngày đã qua để xem sổ cuối ngày đó — lô nào ở kho, ở khách nào, bao nhiêu, tình trạng gì. Số theo ngày của chứng từ, kể cả chứng từ ghi muộn. Chỉ để xem; sổ bắt đầu ghi theo ngày từ ngày cài bản cập nhật (màn hình ghi rõ mốc).</w:t>
       </w:r>
     </w:p>
     <w:p>
@@ -4329,8 +4391,8 @@
         </w:tblBorders>
       </w:tblPr>
       <w:tblGrid>
-        <w:gridCol w:w="4059"/>
-        <w:gridCol w:w="5579"/>
+        <w:gridCol w:w="4150"/>
+        <w:gridCol w:w="5488"/>
       </w:tblGrid>
       <w:tr>
         <w:trPr>
@@ -4338,7 +4400,7 @@
         </w:trPr>
         <w:tc>
           <w:tcPr>
-            <w:tcW w:type="dxa" w:w="4059"/>
+            <w:tcW w:type="dxa" w:w="4150"/>
             <w:shd w:fill="EAF1EE" w:color="auto" w:val="clear"/>
             <w:tcMar>
               <w:top w:type="dxa" w:w="60"/>
@@ -4368,7 +4430,7 @@
         </w:tc>
         <w:tc>
           <w:tcPr>
-            <w:tcW w:type="dxa" w:w="5579"/>
+            <w:tcW w:type="dxa" w:w="5488"/>
             <w:shd w:fill="EAF1EE" w:color="auto" w:val="clear"/>
             <w:tcMar>
               <w:top w:type="dxa" w:w="60"/>
@@ -4403,7 +4465,7 @@
         </w:trPr>
         <w:tc>
           <w:tcPr>
-            <w:tcW w:type="dxa" w:w="4059"/>
+            <w:tcW w:type="dxa" w:w="4150"/>
             <w:tcMar>
               <w:top w:type="dxa" w:w="60"/>
               <w:left w:type="dxa" w:w="90"/>
@@ -4432,7 +4494,7 @@
         </w:tc>
         <w:tc>
           <w:tcPr>
-            <w:tcW w:type="dxa" w:w="5579"/>
+            <w:tcW w:type="dxa" w:w="5488"/>
             <w:tcMar>
               <w:top w:type="dxa" w:w="60"/>
               <w:left w:type="dxa" w:w="90"/>
@@ -4492,7 +4554,7 @@
         </w:trPr>
         <w:tc>
           <w:tcPr>
-            <w:tcW w:type="dxa" w:w="4059"/>
+            <w:tcW w:type="dxa" w:w="4150"/>
             <w:tcMar>
               <w:top w:type="dxa" w:w="60"/>
               <w:left w:type="dxa" w:w="90"/>
@@ -4547,7 +4609,7 @@
         </w:tc>
         <w:tc>
           <w:tcPr>
-            <w:tcW w:type="dxa" w:w="5579"/>
+            <w:tcW w:type="dxa" w:w="5488"/>
             <w:tcMar>
               <w:top w:type="dxa" w:w="60"/>
               <w:left w:type="dxa" w:w="90"/>
@@ -4581,7 +4643,7 @@
         </w:trPr>
         <w:tc>
           <w:tcPr>
-            <w:tcW w:type="dxa" w:w="4059"/>
+            <w:tcW w:type="dxa" w:w="4150"/>
             <w:tcMar>
               <w:top w:type="dxa" w:w="60"/>
               <w:left w:type="dxa" w:w="90"/>
@@ -4610,7 +4672,7 @@
         </w:tc>
         <w:tc>
           <w:tcPr>
-            <w:tcW w:type="dxa" w:w="5579"/>
+            <w:tcW w:type="dxa" w:w="5488"/>
             <w:tcMar>
               <w:top w:type="dxa" w:w="60"/>
               <w:left w:type="dxa" w:w="90"/>
@@ -4644,7 +4706,7 @@
         </w:trPr>
         <w:tc>
           <w:tcPr>
-            <w:tcW w:type="dxa" w:w="4059"/>
+            <w:tcW w:type="dxa" w:w="4150"/>
             <w:tcMar>
               <w:top w:type="dxa" w:w="60"/>
               <w:left w:type="dxa" w:w="90"/>
@@ -4673,7 +4735,7 @@
         </w:tc>
         <w:tc>
           <w:tcPr>
-            <w:tcW w:type="dxa" w:w="5579"/>
+            <w:tcW w:type="dxa" w:w="5488"/>
             <w:tcMar>
               <w:top w:type="dxa" w:w="60"/>
               <w:left w:type="dxa" w:w="90"/>
@@ -4707,7 +4769,7 @@
         </w:trPr>
         <w:tc>
           <w:tcPr>
-            <w:tcW w:type="dxa" w:w="4059"/>
+            <w:tcW w:type="dxa" w:w="4150"/>
             <w:tcMar>
               <w:top w:type="dxa" w:w="60"/>
               <w:left w:type="dxa" w:w="90"/>
@@ -4736,7 +4798,7 @@
         </w:tc>
         <w:tc>
           <w:tcPr>
-            <w:tcW w:type="dxa" w:w="5579"/>
+            <w:tcW w:type="dxa" w:w="5488"/>
             <w:tcMar>
               <w:top w:type="dxa" w:w="60"/>
               <w:left w:type="dxa" w:w="90"/>
@@ -4796,7 +4858,7 @@
         </w:trPr>
         <w:tc>
           <w:tcPr>
-            <w:tcW w:type="dxa" w:w="4059"/>
+            <w:tcW w:type="dxa" w:w="4150"/>
             <w:tcMar>
               <w:top w:type="dxa" w:w="60"/>
               <w:left w:type="dxa" w:w="90"/>
@@ -4825,7 +4887,7 @@
         </w:tc>
         <w:tc>
           <w:tcPr>
-            <w:tcW w:type="dxa" w:w="5579"/>
+            <w:tcW w:type="dxa" w:w="5488"/>
             <w:tcMar>
               <w:top w:type="dxa" w:w="60"/>
               <w:left w:type="dxa" w:w="90"/>
@@ -4848,7 +4910,7 @@
                 <w:sz w:val="19"/>
                 <w:szCs w:val="19"/>
               </w:rPr>
-              <w:t xml:space="preserve">Không. Chỉ hàng mới và còn sử dụng được mới tính.</w:t>
+              <w:t xml:space="preserve">Không. Chỉ hàng mới và còn sử dụng được, đang ở kho, mới tính.</w:t>
             </w:r>
           </w:p>
         </w:tc>
@@ -4859,7 +4921,7 @@
         </w:trPr>
         <w:tc>
           <w:tcPr>
-            <w:tcW w:type="dxa" w:w="4059"/>
+            <w:tcW w:type="dxa" w:w="4150"/>
             <w:tcMar>
               <w:top w:type="dxa" w:w="60"/>
               <w:left w:type="dxa" w:w="90"/>
@@ -4882,13 +4944,115 @@
                 <w:sz w:val="19"/>
                 <w:szCs w:val="19"/>
               </w:rPr>
-              <w:t xml:space="preserve">Dùng được khi mất mạng không?</w:t>
+              <w:t xml:space="preserve">Muốn biết ngày 15 khách nào đang giữ bao nhiêu giáo?</w:t>
             </w:r>
           </w:p>
         </w:tc>
         <w:tc>
           <w:tcPr>
-            <w:tcW w:type="dxa" w:w="5579"/>
+            <w:tcW w:type="dxa" w:w="5488"/>
+            <w:tcMar>
+              <w:top w:type="dxa" w:w="60"/>
+              <w:left w:type="dxa" w:w="90"/>
+              <w:bottom w:type="dxa" w:w="60"/>
+              <w:right w:type="dxa" w:w="90"/>
+            </w:tcMar>
+          </w:tcPr>
+          <w:p>
+            <w:pPr>
+              <w:spacing w:after="0" w:line="252"/>
+            </w:pPr>
+            <w:r>
+              <w:rPr>
+                <w:rFonts w:ascii="Calibri" w:cs="Calibri" w:eastAsia="Calibri" w:hAnsi="Calibri"/>
+                <w:b/>
+                <w:bCs/>
+                <w:i w:val="false"/>
+                <w:iCs w:val="false"/>
+                <w:color w:val="1F2933"/>
+                <w:sz w:val="19"/>
+                <w:szCs w:val="19"/>
+              </w:rPr>
+              <w:t xml:space="preserve">Giàn giáo</w:t>
+            </w:r>
+            <w:r>
+              <w:rPr>
+                <w:rFonts w:ascii="Calibri" w:cs="Calibri" w:eastAsia="Calibri" w:hAnsi="Calibri"/>
+                <w:b w:val="false"/>
+                <w:bCs w:val="false"/>
+                <w:i w:val="false"/>
+                <w:iCs w:val="false"/>
+                <w:color w:val="1F2933"/>
+                <w:sz w:val="19"/>
+                <w:szCs w:val="19"/>
+              </w:rPr>
+              <w:t xml:space="preserve"> → </w:t>
+            </w:r>
+            <w:r>
+              <w:rPr>
+                <w:rFonts w:ascii="Calibri" w:cs="Calibri" w:eastAsia="Calibri" w:hAnsi="Calibri"/>
+                <w:b/>
+                <w:bCs/>
+                <w:i w:val="false"/>
+                <w:iCs w:val="false"/>
+                <w:color w:val="1F2933"/>
+                <w:sz w:val="19"/>
+                <w:szCs w:val="19"/>
+              </w:rPr>
+              <w:t xml:space="preserve">Xem sổ tại ngày</w:t>
+            </w:r>
+            <w:r>
+              <w:rPr>
+                <w:rFonts w:ascii="Calibri" w:cs="Calibri" w:eastAsia="Calibri" w:hAnsi="Calibri"/>
+                <w:b w:val="false"/>
+                <w:bCs w:val="false"/>
+                <w:i w:val="false"/>
+                <w:iCs w:val="false"/>
+                <w:color w:val="1F2933"/>
+                <w:sz w:val="19"/>
+                <w:szCs w:val="19"/>
+              </w:rPr>
+              <w:t xml:space="preserve">, chọn ngày 15.</w:t>
+            </w:r>
+          </w:p>
+        </w:tc>
+      </w:tr>
+      <w:tr>
+        <w:trPr>
+          <w:cantSplit/>
+        </w:trPr>
+        <w:tc>
+          <w:tcPr>
+            <w:tcW w:type="dxa" w:w="4150"/>
+            <w:tcMar>
+              <w:top w:type="dxa" w:w="60"/>
+              <w:left w:type="dxa" w:w="90"/>
+              <w:bottom w:type="dxa" w:w="60"/>
+              <w:right w:type="dxa" w:w="90"/>
+            </w:tcMar>
+          </w:tcPr>
+          <w:p>
+            <w:pPr>
+              <w:spacing w:after="0" w:line="252"/>
+            </w:pPr>
+            <w:r>
+              <w:rPr>
+                <w:rFonts w:ascii="Calibri" w:cs="Calibri" w:eastAsia="Calibri" w:hAnsi="Calibri"/>
+                <w:b w:val="false"/>
+                <w:bCs w:val="false"/>
+                <w:i w:val="false"/>
+                <w:iCs w:val="false"/>
+                <w:color w:val="1F2933"/>
+                <w:sz w:val="19"/>
+                <w:szCs w:val="19"/>
+              </w:rPr>
+              <w:t xml:space="preserve">Dùng được khi mất mạng không?</w:t>
+            </w:r>
+          </w:p>
+        </w:tc>
+        <w:tc>
+          <w:tcPr>
+            <w:tcW w:type="dxa" w:w="5488"/>
             <w:tcMar>
               <w:top w:type="dxa" w:w="60"/>
               <w:left w:type="dxa" w:w="90"/>
